--- a/МатМодиИИ/ФОС/ОС_Б1.О.01.04_Философия.docx
+++ b/МатМодиИИ/ФОС/ОС_Б1.О.01.04_Философия.docx
@@ -9195,6 +9195,49 @@
           <w:lang w:val="ru-RU" w:eastAsia="zh-CN"/>
         </w:rPr>
         <w:t>ФИЛОСОФИЯ</w:t>
+      </w:r>
+    </w:p>
+    <w:p>
+      <w:r>
+        <w:t>Дополнительные формы и материалы текущего контроля</w:t>
+      </w:r>
+    </w:p>
+    <w:p>
+      <w:pPr>
+        <w:widowControl w:val="0"/>
+        <w:suppressAutoHyphens/>
+        <w:autoSpaceDE w:val="0"/>
+        <w:rPr>
+          <w:bCs/>
+        </w:rPr>
+      </w:pPr>
+      <w:r>
+        <w:rPr>
+          <w:bCs/>
+        </w:rPr>
+        <w:t>Индивидуальные домашние задания</w:t>
+      </w:r>
+      <w:r>
+        <w:rPr>
+          <w:bCs/>
+        </w:rPr>
+        <w:t>;</w:t>
+      </w:r>
+    </w:p>
+    <w:p>
+      <w:pPr>
+        <w:widowControl w:val="0"/>
+        <w:suppressAutoHyphens/>
+        <w:autoSpaceDE w:val="0"/>
+        <w:rPr>
+          <w:bCs/>
+        </w:rPr>
+      </w:pPr>
+      <w:r>
+        <w:rPr>
+          <w:bCs/>
+        </w:rPr>
+        <w:t>Рефераты.</w:t>
       </w:r>
     </w:p>
     <w:p>
